--- a/Präsentation/WealthScope_Handout.docx
+++ b/Präsentation/WealthScope_Handout.docx
@@ -3990,7 +3990,20 @@
                 <w:color w:val="17201D"/>
                 <w:sz w:val="17"/>
               </w:rPr>
-              <w:t>Lokal starten (Python 3.11):   1) git clone https://github.com/fedansoufiane-commits/forexscope-ai.git    2) pip install -r requirements.txt    3) streamlit run app.py</w:t>
+              <w:t>Lokal starten (Python 3.11 oder neuer):   1) git clone https://github.com/fedansoufiane-commits/forexscope-ai.git    2) cd forexscope-ai    3) pip install -r requirements.txt    4) streamlit run app.py</w:t>
+            </w:r>
+          </w:p>
+          <w:p>
+            <w:pPr>
+              <w:spacing w:after="30" w:line="240" w:lineRule="auto"/>
+            </w:pPr>
+            <w:r>
+              <w:rPr>
+                <w:rFonts w:ascii="Aptos" w:hAnsi="Aptos"/>
+                <w:color w:val="17201D"/>
+                <w:sz w:val="17"/>
+              </w:rPr>
+              <w:t>Schritt 2 nicht überspringen: ohne den Wechsel ins Projektverzeichnis startet Schritt 4 eine fremde app.py oder bricht ab. Kontrolle: ls app.py src/ models/ muss alle drei auflisten.</w:t>
             </w:r>
           </w:p>
           <w:p>
